--- a/BaoCao.docx
+++ b/BaoCao.docx
@@ -83,10 +83,10 @@
             <v:path o:extrusionok="f" gradientshapeok="t" o:connecttype="rect"/>
             <o:lock v:ext="edit" aspectratio="t"/>
           </v:shapetype>
-          <v:shape id="_x0000_i1025" type="#_x0000_t75" style="width:89.75pt;height:114.75pt" o:ole="">
+          <v:shape id="_x0000_i1025" type="#_x0000_t75" style="width:89.55pt;height:114.75pt" o:ole="">
             <v:imagedata r:id="rId8" o:title=""/>
           </v:shape>
-          <o:OLEObject Type="Embed" ProgID="Photoshop.Image.7" ShapeID="_x0000_i1025" DrawAspect="Content" ObjectID="_1854127635" r:id="rId9"/>
+          <o:OLEObject Type="Embed" ProgID="Photoshop.Image.7" ShapeID="_x0000_i1025" DrawAspect="Content" ObjectID="_1854473797" r:id="rId9"/>
         </w:object>
       </w:r>
     </w:p>
@@ -2277,19 +2277,7 @@
               <w:rPr>
                 <w:rStyle w:val="Hyperlink"/>
               </w:rPr>
-              <w:t>PHẦN 3: XÂY DỰ</w:t>
-            </w:r>
-            <w:r>
-              <w:rPr>
-                <w:rStyle w:val="Hyperlink"/>
-              </w:rPr>
-              <w:t>N</w:t>
-            </w:r>
-            <w:r>
-              <w:rPr>
-                <w:rStyle w:val="Hyperlink"/>
-              </w:rPr>
-              <w:t>G CHỨC NĂNG NGHIỆP VỤ</w:t>
+              <w:t>PHẦN 3: XÂY DỰNG CHỨC NĂNG NGHIỆP VỤ</w:t>
             </w:r>
             <w:r>
               <w:rPr>
@@ -9908,7 +9896,16 @@
         <w:t xml:space="preserve"> </w:t>
       </w:r>
       <w:r>
-        <w:t>matches_played, matches_started, minutes_played, goals, assists, shots, shots_on_target, yellow_cards, red_cards, penalty_goals, own_goals, clean_sheets, saves, avg_rating, #player_id, #team_id&gt;</w:t>
+        <w:t>matches_played, matches_started, minutes_played, goals, assists, shots, shots_on_target, yellow_cards, red_cards, penalty_goals, own_goals, clean_sheets, saves, avg_rating,</w:t>
+      </w:r>
+      <w:r>
+        <w:rPr>
+          <w:lang w:val="en-US"/>
+        </w:rPr>
+        <w:t xml:space="preserve"> shirt_team,</w:t>
+      </w:r>
+      <w:r>
+        <w:t xml:space="preserve"> #player_id, #team_id&gt;</w:t>
       </w:r>
     </w:p>
     <w:p>
@@ -10183,14 +10180,13 @@
       </w:pPr>
       <w:r>
         <w:rPr>
-          <w:noProof/>
           <w:lang w:val="en-US"/>
         </w:rPr>
         <w:drawing>
-          <wp:inline distT="0" distB="0" distL="0" distR="0" wp14:anchorId="00B4B147" wp14:editId="2556CBDD">
-            <wp:extent cx="5731510" cy="2621915"/>
-            <wp:effectExtent l="19050" t="19050" r="21590" b="26035"/>
-            <wp:docPr id="10" name="Picture 10"/>
+          <wp:inline distT="0" distB="0" distL="0" distR="0" wp14:anchorId="56D21379" wp14:editId="340FEEBD">
+            <wp:extent cx="5731510" cy="3317875"/>
+            <wp:effectExtent l="19050" t="19050" r="21590" b="15875"/>
+            <wp:docPr id="5" name="Picture 5"/>
             <wp:cNvGraphicFramePr>
               <a:graphicFrameLocks xmlns:a="http://schemas.openxmlformats.org/drawingml/2006/main" noChangeAspect="1"/>
             </wp:cNvGraphicFramePr>
@@ -10210,7 +10206,7 @@
                   <pic:spPr>
                     <a:xfrm>
                       <a:off x="0" y="0"/>
-                      <a:ext cx="5731510" cy="2621915"/>
+                      <a:ext cx="5731510" cy="3317875"/>
                     </a:xfrm>
                     <a:prstGeom prst="rect">
                       <a:avLst/>
@@ -10238,6 +10234,7 @@
       </w:pPr>
       <w:r>
         <w:rPr>
+          <w:noProof/>
           <w:lang w:val="en-US"/>
         </w:rPr>
         <w:lastRenderedPageBreak/>
@@ -10293,6 +10290,7 @@
       </w:pPr>
       <w:r>
         <w:rPr>
+          <w:noProof/>
           <w:lang w:val="en-US"/>
         </w:rPr>
         <w:drawing>
